--- a/Documentos/Actividad 4.1 - Informe final y comunicacion visual.docx
+++ b/Documentos/Actividad 4.1 - Informe final y comunicacion visual.docx
@@ -368,13 +368,30 @@
         <w:t xml:space="preserve">extendido)</w:t>
       </w:r>
       <w:r>
-        <w:t xml:space="preserve">, con extensión objetivo de ~6 páginas a dos columnas y normas APA 7.ª</w:t>
-      </w:r>
-      <w:r>
-        <w:t xml:space="preserve"> </w:t>
-      </w:r>
-      <w:r>
-        <w:t xml:space="preserve">edición. Las tres opciones del planteamiento se evaluaron así:</w:t>
+        <w:t xml:space="preserve"> </w:t>
+      </w:r>
+      <w:r>
+        <w:t xml:space="preserve">con normas APA 7.ª edición. Se entrega a una columna; la extensión</w:t>
+      </w:r>
+      <w:r>
+        <w:t xml:space="preserve"> </w:t>
+      </w:r>
+      <w:r>
+        <w:t xml:space="preserve">objetivo de ~6 páginas a dos columnas corresponde a la maquetación con la</w:t>
+      </w:r>
+      <w:r>
+        <w:t xml:space="preserve"> </w:t>
+      </w:r>
+      <w:r>
+        <w:t xml:space="preserve">plantilla de la sede, si el trabajo se envía a publicación.</w:t>
+      </w:r>
+    </w:p>
+    <w:p>
+      <w:pPr>
+        <w:pStyle w:val="BodyText"/>
+      </w:pPr>
+      <w:r>
+        <w:t xml:space="preserve">Las tres opciones del planteamiento se evaluaron así:</w:t>
       </w:r>
     </w:p>
     <w:p>
@@ -545,7 +562,13 @@
         <w:t xml:space="preserve"> </w:t>
       </w:r>
       <w:r>
-        <w:t xml:space="preserve">articula. Las extensiones son objetivo, en formato de dos columnas.</w:t>
+        <w:t xml:space="preserve">articula. Las extensiones son objetivo, medidas sobre la maquetación a dos</w:t>
+      </w:r>
+      <w:r>
+        <w:t xml:space="preserve"> </w:t>
+      </w:r>
+      <w:r>
+        <w:t xml:space="preserve">columnas de una eventual publicación.</w:t>
       </w:r>
     </w:p>
     <w:tbl>
@@ -1372,7 +1395,7 @@
               <w:pStyle w:val="Compact"/>
             </w:pPr>
             <w:r>
-              <w:t xml:space="preserve">11 fuentes: 5 primarias arbitradas más documentación técnica</w:t>
+              <w:t xml:space="preserve">11 fuentes: 3 artículos arbitrados, 1 libro y 1 preprint, más documentación técnica</w:t>
             </w:r>
           </w:p>
         </w:tc>
@@ -3306,7 +3329,7 @@
               <w:pStyle w:val="Compact"/>
             </w:pPr>
             <w:r>
-              <w:t xml:space="preserve">Sobri et al. (2022): el</w:t>
+              <w:t xml:space="preserve">Nor Sobri et al. (2022): el</w:t>
             </w:r>
             <w:r>
               <w:t xml:space="preserve"> </w:t>
@@ -6488,7 +6511,7 @@
         <w:t xml:space="preserve"> </w:t>
       </w:r>
       <w:r>
-        <w:t xml:space="preserve">matiz; el Nivel 2 es la lámina de resultados de la presentación y la Tabla 3 del</w:t>
+        <w:t xml:space="preserve">matiz; el Nivel 2 es la lámina de resultados de la presentación y la Tabla 5 del</w:t>
       </w:r>
       <w:r>
         <w:t xml:space="preserve"> </w:t>
@@ -6726,7 +6749,61 @@
         <w:t xml:space="preserve"> </w:t>
       </w:r>
       <w:r>
-        <w:t xml:space="preserve">Las tres elegidas se insertan en el informe como Figuras 1, 2 y 3.</w:t>
+        <w:t xml:space="preserve">Las tres elegidas están insertadas en</w:t>
+      </w:r>
+      <w:r>
+        <w:t xml:space="preserve"> </w:t>
+      </w:r>
+      <w:r>
+        <w:rPr>
+          <w:rStyle w:val="VerbatimChar"/>
+        </w:rPr>
+        <w:t xml:space="preserve">articulo.md</w:t>
+      </w:r>
+      <w:r>
+        <w:t xml:space="preserve"> </w:t>
+      </w:r>
+      <w:r>
+        <w:t xml:space="preserve">§5.2 como Figuras 1, 2 y 3,</w:t>
+      </w:r>
+      <w:r>
+        <w:t xml:space="preserve"> </w:t>
+      </w:r>
+      <w:r>
+        <w:t xml:space="preserve">con copias versionadas en</w:t>
+      </w:r>
+      <w:r>
+        <w:t xml:space="preserve"> </w:t>
+      </w:r>
+      <w:r>
+        <w:rPr>
+          <w:rStyle w:val="VerbatimChar"/>
+        </w:rPr>
+        <w:t xml:space="preserve">Documentos/figuras/</w:t>
+      </w:r>
+      <w:r>
+        <w:t xml:space="preserve"> </w:t>
+      </w:r>
+      <w:r>
+        <w:t xml:space="preserve">para que el documento no dependa</w:t>
+      </w:r>
+      <w:r>
+        <w:t xml:space="preserve"> </w:t>
+      </w:r>
+      <w:r>
+        <w:t xml:space="preserve">de</w:t>
+      </w:r>
+      <w:r>
+        <w:t xml:space="preserve"> </w:t>
+      </w:r>
+      <w:r>
+        <w:rPr>
+          <w:rStyle w:val="VerbatimChar"/>
+        </w:rPr>
+        <w:t xml:space="preserve">load-tests/analysis/</w:t>
+      </w:r>
+      <w:r>
+        <w:t xml:space="preserve">, que está fuera del control de versiones.</w:t>
       </w:r>
     </w:p>
     <w:p>
@@ -6897,13 +6974,13 @@
         <w:t xml:space="preserve">Documentos/articulo.md</w:t>
       </w:r>
       <w:r>
-        <w:t xml:space="preserve">, de unas 6 páginas a dos columnas, con 10 secciones, 3</w:t>
-      </w:r>
-      <w:r>
-        <w:t xml:space="preserve"> </w:t>
-      </w:r>
-      <w:r>
-        <w:t xml:space="preserve">figuras, 4 tablas y 11 referencias en APA 7. Quedan dos pendientes editoriales</w:t>
+        <w:t xml:space="preserve">, con 10 secciones, 3 figuras, 5 tablas y 11 referencias</w:t>
+      </w:r>
+      <w:r>
+        <w:t xml:space="preserve"> </w:t>
+      </w:r>
+      <w:r>
+        <w:t xml:space="preserve">en APA 7. Quedan dos pendientes editoriales</w:t>
       </w:r>
       <w:r>
         <w:t xml:space="preserve"> </w:t>

--- a/Documentos/Actividad 4.1 - Informe final y comunicacion visual.docx
+++ b/Documentos/Actividad 4.1 - Informe final y comunicacion visual.docx
@@ -371,19 +371,13 @@
         <w:t xml:space="preserve"> </w:t>
       </w:r>
       <w:r>
-        <w:t xml:space="preserve">con normas APA 7.ª edición. Se entrega a una columna; la extensión</w:t>
-      </w:r>
-      <w:r>
-        <w:t xml:space="preserve"> </w:t>
-      </w:r>
-      <w:r>
-        <w:t xml:space="preserve">objetivo de ~6 páginas a dos columnas corresponde a la maquetación con la</w:t>
-      </w:r>
-      <w:r>
-        <w:t xml:space="preserve"> </w:t>
-      </w:r>
-      <w:r>
-        <w:t xml:space="preserve">plantilla de la sede, si el trabajo se envía a publicación.</w:t>
+        <w:t xml:space="preserve">con normas APA 7.ª edición. Se entrega a una columna, con una extensión</w:t>
+      </w:r>
+      <w:r>
+        <w:t xml:space="preserve"> </w:t>
+      </w:r>
+      <w:r>
+        <w:t xml:space="preserve">objetivo de ~6 páginas.</w:t>
       </w:r>
     </w:p>
     <w:p>
@@ -562,13 +556,13 @@
         <w:t xml:space="preserve"> </w:t>
       </w:r>
       <w:r>
-        <w:t xml:space="preserve">articula. Las extensiones son objetivo, medidas sobre la maquetación a dos</w:t>
-      </w:r>
-      <w:r>
-        <w:t xml:space="preserve"> </w:t>
-      </w:r>
-      <w:r>
-        <w:t xml:space="preserve">columnas de una eventual publicación.</w:t>
+        <w:t xml:space="preserve">articula. Las extensiones son objetivo, medidas sobre la maquetación entregada a</w:t>
+      </w:r>
+      <w:r>
+        <w:t xml:space="preserve"> </w:t>
+      </w:r>
+      <w:r>
+        <w:t xml:space="preserve">una columna.</w:t>
       </w:r>
     </w:p>
     <w:tbl>
@@ -2560,7 +2554,7 @@
               <w:pStyle w:val="Compact"/>
             </w:pPr>
             <w:r>
-              <w:t xml:space="preserve">Aparece en el nivel 1 000 y en el plano de tiempo real, con 23.87 % de conexiones caídas y establecimiento P95 de ~20 s</w:t>
+              <w:t xml:space="preserve">Aparece en el nivel 1 000 y en el plano de tiempo real, con 23.87 % de conexiones caídas y establecimiento P95 de ~20 s. En el nivel 100 la latencia HTTP rebasa su criterio por margen estrecho (826 ms contra 800 ms), cruce que no califica como punto de quiebre por no ser sostenido</w:t>
             </w:r>
           </w:p>
         </w:tc>
@@ -2677,7 +2671,13 @@
         <w:t xml:space="preserve"> </w:t>
       </w:r>
       <w:r>
-        <w:t xml:space="preserve">512 MB). A esta escala la arquitectura opera con holgura de un orden de magnitud.</w:t>
+        <w:t xml:space="preserve">512 MB). A esta escala la arquitectura opera con holgura de un orden de magnitud en</w:t>
+      </w:r>
+      <w:r>
+        <w:t xml:space="preserve"> </w:t>
+      </w:r>
+      <w:r>
+        <w:t xml:space="preserve">memoria y de un factor de dos en latencia.</w:t>
       </w:r>
     </w:p>
     <w:p>
@@ -3072,7 +3072,7 @@
           <w:i/>
           <w:iCs/>
         </w:rPr>
-        <w:t xml:space="preserve">valores que cruzan un umbral operacional predefinido (caídas WS &lt; 10 %,</w:t>
+        <w:t xml:space="preserve">valores que cruzan uno de los seis criterios de servicio fijados antes de medir</w:t>
       </w:r>
       <w:r>
         <w:rPr>
@@ -3086,7 +3086,21 @@
           <w:i/>
           <w:iCs/>
         </w:rPr>
-        <w:t xml:space="preserve">establecimiento WS P95 &lt; 2 s, fallos HTTP &lt; 5 %).</w:t>
+        <w:t xml:space="preserve">(latencia HTTP P95 &lt; 800 ms, latencia HTTP P99 &lt; 2 000 ms, fallos HTTP &lt; 5 %,</w:t>
+      </w:r>
+      <w:r>
+        <w:rPr>
+          <w:i/>
+          <w:iCs/>
+        </w:rPr>
+        <w:t xml:space="preserve"> </w:t>
+      </w:r>
+      <w:r>
+        <w:rPr>
+          <w:i/>
+          <w:iCs/>
+        </w:rPr>
+        <w:t xml:space="preserve">establecimiento WS P95 &lt; 2 s, caídas WS &lt; 10 %, verificaciones &gt; 95 %).</w:t>
       </w:r>
     </w:p>
     <w:p>
@@ -3404,7 +3418,7 @@
               <w:pStyle w:val="Compact"/>
             </w:pPr>
             <w:r>
-              <w:t xml:space="preserve">A 100 conexiones concurrentes, holgura de un orden de magnitud; el umbral se cruza en algún punto entre 100 y 1 000</w:t>
+              <w:t xml:space="preserve">A 100 conexiones concurrentes hay holgura amplia en memoria, errores y estabilidad del canal en vivo, y ninguna en latencia HTTP (826 ms contra 800 ms); el criterio del canal en vivo se cruza en algún punto entre 100 y 1 000</w:t>
             </w:r>
           </w:p>
         </w:tc>
@@ -5992,7 +6006,7 @@
               <w:pStyle w:val="Compact"/>
             </w:pPr>
             <w:r>
-              <w:t xml:space="preserve">(sin umbral; se observa)</w:t>
+              <w:t xml:space="preserve">&lt; 800 ms</w:t>
             </w:r>
           </w:p>
         </w:tc>
@@ -6027,7 +6041,7 @@
               <w:pStyle w:val="Compact"/>
             </w:pPr>
             <w:r>
-              <w:t xml:space="preserve">🟡 +26 %</w:t>
+              <w:t xml:space="preserve">🔴 cruzado en los dos niveles</w:t>
             </w:r>
           </w:p>
         </w:tc>
@@ -7045,6 +7059,8 @@
     </w:p>
     <w:bookmarkEnd w:id="28"/>
     <w:sectPr>
+      <w:pgSz w:w="12240" w:h="15840"/>
+      <w:pgMar w:top="1417" w:right="1417" w:bottom="1417" w:left="1417" w:header="708" w:footer="708" w:gutter="0"/>
       <w:footnotePr>
         <w:numRestart w:val="eachSect"/>
       </w:footnotePr>

--- a/Documentos/Actividad 4.1 - Informe final y comunicacion visual.docx
+++ b/Documentos/Actividad 4.1 - Informe final y comunicacion visual.docx
@@ -371,13 +371,25 @@
         <w:t xml:space="preserve"> </w:t>
       </w:r>
       <w:r>
-        <w:t xml:space="preserve">con normas APA 7.ª edición. Se entrega a una columna, con una extensión</w:t>
-      </w:r>
-      <w:r>
-        <w:t xml:space="preserve"> </w:t>
-      </w:r>
-      <w:r>
-        <w:t xml:space="preserve">objetivo de ~6 páginas.</w:t>
+        <w:t xml:space="preserve">con normas APA 7.ª edición. Se entrega a una columna. El documento</w:t>
+      </w:r>
+      <w:r>
+        <w:t xml:space="preserve"> </w:t>
+      </w:r>
+      <w:r>
+        <w:t xml:space="preserve">resultante son unas 7 200 palabras que, en la maqueta de salida (Carta, márgenes de</w:t>
+      </w:r>
+      <w:r>
+        <w:t xml:space="preserve"> </w:t>
+      </w:r>
+      <w:r>
+        <w:t xml:space="preserve">2.5 cm), ocupan 21 páginas con sus 6 tablas, 3 figuras y la bibliografía. El reparto</w:t>
+      </w:r>
+      <w:r>
+        <w:t xml:space="preserve"> </w:t>
+      </w:r>
+      <w:r>
+        <w:t xml:space="preserve">por sección está en la tabla de §a.2.</w:t>
       </w:r>
     </w:p>
     <w:p>
@@ -556,13 +568,25 @@
         <w:t xml:space="preserve"> </w:t>
       </w:r>
       <w:r>
-        <w:t xml:space="preserve">articula. Las extensiones son objetivo, medidas sobre la maquetación entregada a</w:t>
-      </w:r>
-      <w:r>
-        <w:t xml:space="preserve"> </w:t>
-      </w:r>
-      <w:r>
-        <w:t xml:space="preserve">una columna.</w:t>
+        <w:t xml:space="preserve">articula. La columna de peso es la proporción de palabras que cada sección ocupa en</w:t>
+      </w:r>
+      <w:r>
+        <w:t xml:space="preserve"> </w:t>
+      </w:r>
+      <w:r>
+        <w:t xml:space="preserve">el informe ya entregado, medida sobre</w:t>
+      </w:r>
+      <w:r>
+        <w:t xml:space="preserve"> </w:t>
+      </w:r>
+      <w:r>
+        <w:rPr>
+          <w:rStyle w:val="VerbatimChar"/>
+        </w:rPr>
+        <w:t xml:space="preserve">articulo.md</w:t>
+      </w:r>
+      <w:r>
+        <w:t xml:space="preserve">; no es una extensión objetivo.</w:t>
       </w:r>
     </w:p>
     <w:tbl>
@@ -624,7 +648,7 @@
               <w:pStyle w:val="Compact"/>
             </w:pPr>
             <w:r>
-              <w:t xml:space="preserve">Ext.</w:t>
+              <w:t xml:space="preserve">Peso</w:t>
             </w:r>
           </w:p>
         </w:tc>
@@ -692,7 +716,7 @@
               <w:pStyle w:val="Compact"/>
             </w:pPr>
             <w:r>
-              <w:t xml:space="preserve">0.3 p</w:t>
+              <w:t xml:space="preserve">5 %</w:t>
             </w:r>
           </w:p>
         </w:tc>
@@ -760,7 +784,7 @@
               <w:pStyle w:val="Compact"/>
             </w:pPr>
             <w:r>
-              <w:t xml:space="preserve">0.6 p</w:t>
+              <w:t xml:space="preserve">5 %</w:t>
             </w:r>
           </w:p>
         </w:tc>
@@ -828,7 +852,7 @@
               <w:pStyle w:val="Compact"/>
             </w:pPr>
             <w:r>
-              <w:t xml:space="preserve">0.5 p</w:t>
+              <w:t xml:space="preserve">4 %</w:t>
             </w:r>
           </w:p>
         </w:tc>
@@ -896,7 +920,7 @@
               <w:pStyle w:val="Compact"/>
             </w:pPr>
             <w:r>
-              <w:t xml:space="preserve">0.7 p</w:t>
+              <w:t xml:space="preserve">4 %</w:t>
             </w:r>
           </w:p>
         </w:tc>
@@ -964,7 +988,7 @@
               <w:pStyle w:val="Compact"/>
             </w:pPr>
             <w:r>
-              <w:t xml:space="preserve">1.2 p</w:t>
+              <w:t xml:space="preserve">10 %</w:t>
             </w:r>
           </w:p>
         </w:tc>
@@ -1021,18 +1045,18 @@
               <w:pStyle w:val="Compact"/>
             </w:pPr>
             <w:r>
-              <w:t xml:space="preserve">Línea base, matriz ejecutada y punto de quiebre, arranque en frío, hallazgos operativos del free tier</w:t>
-            </w:r>
-          </w:p>
-        </w:tc>
-        <w:tc>
-          <w:tcPr/>
-          <w:p>
-            <w:pPr>
-              <w:pStyle w:val="Compact"/>
-            </w:pPr>
-            <w:r>
-              <w:t xml:space="preserve">1.4 p</w:t>
+              <w:t xml:space="preserve">Línea base, matriz ejecutada y punto de quiebre, arranque en frío, hallazgos operativos del free tier, fiabilidad de la medición</w:t>
+            </w:r>
+          </w:p>
+        </w:tc>
+        <w:tc>
+          <w:tcPr/>
+          <w:p>
+            <w:pPr>
+              <w:pStyle w:val="Compact"/>
+            </w:pPr>
+            <w:r>
+              <w:t xml:space="preserve">35 %</w:t>
             </w:r>
           </w:p>
         </w:tc>
@@ -1100,7 +1124,7 @@
               <w:pStyle w:val="Compact"/>
             </w:pPr>
             <w:r>
-              <w:t xml:space="preserve">1.0 p</w:t>
+              <w:t xml:space="preserve">11 %</w:t>
             </w:r>
           </w:p>
         </w:tc>
@@ -1157,18 +1181,18 @@
               <w:pStyle w:val="Compact"/>
             </w:pPr>
             <w:r>
-              <w:t xml:space="preserve">Constructo, interna, externa, instrumento, alcance, exclusiones</w:t>
-            </w:r>
-          </w:p>
-        </w:tc>
-        <w:tc>
-          <w:tcPr/>
-          <w:p>
-            <w:pPr>
-              <w:pStyle w:val="Compact"/>
-            </w:pPr>
-            <w:r>
-              <w:t xml:space="preserve">0.5 p</w:t>
+              <w:t xml:space="preserve">Constructo, interna, externa y fiabilidad (esquema de Runeson y Höst), instrumento, alcance, exclusiones</w:t>
+            </w:r>
+          </w:p>
+        </w:tc>
+        <w:tc>
+          <w:tcPr/>
+          <w:p>
+            <w:pPr>
+              <w:pStyle w:val="Compact"/>
+            </w:pPr>
+            <w:r>
+              <w:t xml:space="preserve">11 %</w:t>
             </w:r>
           </w:p>
         </w:tc>
@@ -1234,18 +1258,18 @@
               <w:pStyle w:val="Compact"/>
             </w:pPr>
             <w:r>
-              <w:t xml:space="preserve">Respuesta a la pregunta, viabilidad operativa, aporte metodológico, 4 líneas futuras</w:t>
-            </w:r>
-          </w:p>
-        </w:tc>
-        <w:tc>
-          <w:tcPr/>
-          <w:p>
-            <w:pPr>
-              <w:pStyle w:val="Compact"/>
-            </w:pPr>
-            <w:r>
-              <w:t xml:space="preserve">0.5 p</w:t>
+              <w:t xml:space="preserve">Respuesta a la pregunta, viabilidad operativa, aporte metodológico, 4 recomendaciones para la práctica y 4 líneas futuras</w:t>
+            </w:r>
+          </w:p>
+        </w:tc>
+        <w:tc>
+          <w:tcPr/>
+          <w:p>
+            <w:pPr>
+              <w:pStyle w:val="Compact"/>
+            </w:pPr>
+            <w:r>
+              <w:t xml:space="preserve">10 %</w:t>
             </w:r>
           </w:p>
         </w:tc>
@@ -1329,7 +1353,7 @@
               <w:pStyle w:val="Compact"/>
             </w:pPr>
             <w:r>
-              <w:t xml:space="preserve">0.1 p</w:t>
+              <w:t xml:space="preserve">1 %</w:t>
             </w:r>
           </w:p>
         </w:tc>
@@ -1389,18 +1413,18 @@
               <w:pStyle w:val="Compact"/>
             </w:pPr>
             <w:r>
-              <w:t xml:space="preserve">11 fuentes: 3 artículos arbitrados, 1 libro y 1 preprint, más documentación técnica</w:t>
-            </w:r>
-          </w:p>
-        </w:tc>
-        <w:tc>
-          <w:tcPr/>
-          <w:p>
-            <w:pPr>
-              <w:pStyle w:val="Compact"/>
-            </w:pPr>
-            <w:r>
-              <w:t xml:space="preserve">0.4 p</w:t>
+              <w:t xml:space="preserve">14 fuentes: 6 artículos de revista con revisión por pares (5 con indexación internacional verificable), 1 ponencia arbitrada, 1 libro, 1 preprint sin arbitrar y 5 documentos técnicos fechados</w:t>
+            </w:r>
+          </w:p>
+        </w:tc>
+        <w:tc>
+          <w:tcPr/>
+          <w:p>
+            <w:pPr>
+              <w:pStyle w:val="Compact"/>
+            </w:pPr>
+            <w:r>
+              <w:t xml:space="preserve">4 %</w:t>
             </w:r>
           </w:p>
         </w:tc>
@@ -2163,7 +2187,7 @@
         <w:t xml:space="preserve"> </w:t>
       </w:r>
       <w:r>
-        <w:t xml:space="preserve">conserve una sola voz pese a tener seis redactores.</w:t>
+        <w:t xml:space="preserve">conserve una sola voz pese a repartirse entre los cuatro integrantes del equipo.</w:t>
       </w:r>
     </w:p>
     <w:p>
@@ -3199,13 +3223,13 @@
         <w:t xml:space="preserve"> </w:t>
       </w:r>
       <w:r>
-        <w:t xml:space="preserve">corridas colapsaron con 87.9 % de caídas, memoria al tope y CPU ociosa, la firma de</w:t>
-      </w:r>
-      <w:r>
-        <w:t xml:space="preserve"> </w:t>
-      </w:r>
-      <w:r>
-        <w:t xml:space="preserve">una inanición de E/S. Y el modo de</w:t>
+        <w:t xml:space="preserve">corridas colapsaron con 87.2 % y 87.9 % de caídas, memoria al tope y CPU ociosa, la</w:t>
+      </w:r>
+      <w:r>
+        <w:t xml:space="preserve"> </w:t>
+      </w:r>
+      <w:r>
+        <w:t xml:space="preserve">firma de una inanición de E/S. Y el modo de</w:t>
       </w:r>
       <w:r>
         <w:t xml:space="preserve"> </w:t>
@@ -3757,7 +3781,34 @@
         <w:t xml:space="preserve"> </w:t>
       </w:r>
       <w:r>
-        <w:t xml:space="preserve">en lugar de con afirmaciones cualitativas.</w:t>
+        <w:t xml:space="preserve">en lugar de con afirmaciones cualitativas. Vive también dentro del informe: §5.5 de</w:t>
+      </w:r>
+      <w:r>
+        <w:t xml:space="preserve"> </w:t>
+      </w:r>
+      <w:r>
+        <w:rPr>
+          <w:rStyle w:val="VerbatimChar"/>
+        </w:rPr>
+        <w:t xml:space="preserve">articulo.md</w:t>
+      </w:r>
+      <w:r>
+        <w:t xml:space="preserve"> </w:t>
+      </w:r>
+      <w:r>
+        <w:t xml:space="preserve">recoge la tabla de coeficientes de variación y §7 incorpora la fiabilidad</w:t>
+      </w:r>
+      <w:r>
+        <w:t xml:space="preserve"> </w:t>
+      </w:r>
+      <w:r>
+        <w:t xml:space="preserve">como la cuarta categoría de validez del esquema que Runeson y Höst (2009) proponen para</w:t>
+      </w:r>
+      <w:r>
+        <w:t xml:space="preserve"> </w:t>
+      </w:r>
+      <w:r>
+        <w:t xml:space="preserve">estudios de caso en ingeniería de software, junto a constructo, interna y externa.</w:t>
       </w:r>
     </w:p>
     <w:bookmarkStart w:id="18" w:name="X33aadc60dd869efe9806724b844a68d65e4b2b8"/>
@@ -4707,13 +4758,22 @@
         <w:t xml:space="preserve">articulo.md</w:t>
       </w:r>
       <w:r>
-        <w:t xml:space="preserve">, más el borrador</w:t>
-      </w:r>
-      <w:r>
-        <w:t xml:space="preserve"> </w:t>
-      </w:r>
-      <w:r>
-        <w:t xml:space="preserve">previo de la Actividad 3.5 del que derivan.</w:t>
+        <w:t xml:space="preserve"> </w:t>
+      </w:r>
+      <w:r>
+        <w:t xml:space="preserve">—con la</w:t>
+      </w:r>
+      <w:r>
+        <w:t xml:space="preserve"> </w:t>
+      </w:r>
+      <w:r>
+        <w:t xml:space="preserve">fiabilidad declarada en §5.5, las amenazas a la validez en §7 y las recomendaciones</w:t>
+      </w:r>
+      <w:r>
+        <w:t xml:space="preserve"> </w:t>
+      </w:r>
+      <w:r>
+        <w:t xml:space="preserve">en §8.1—, más el borrador previo de la Actividad 3.5 del que derivan.</w:t>
       </w:r>
     </w:p>
     <w:p>
@@ -5052,13 +5112,53 @@
         <w:t xml:space="preserve"> </w:t>
       </w:r>
       <w:r>
-        <w:t xml:space="preserve">los puntos de las repeticiones se dibujan junto a la mediana, para que la dispersión se</w:t>
-      </w:r>
-      <w:r>
-        <w:t xml:space="preserve"> </w:t>
-      </w:r>
-      <w:r>
-        <w:t xml:space="preserve">vea sin ir a la tabla.</w:t>
+        <w:t xml:space="preserve">donde la figura compara niveles, los puntos de las repeticiones se dibujan junto a la</w:t>
+      </w:r>
+      <w:r>
+        <w:t xml:space="preserve"> </w:t>
+      </w:r>
+      <w:r>
+        <w:t xml:space="preserve">mediana para que la dispersión se vea sin ir a la tabla: eso es el caso de la Figura 1.</w:t>
+      </w:r>
+      <w:r>
+        <w:t xml:space="preserve"> </w:t>
+      </w:r>
+      <w:r>
+        <w:t xml:space="preserve">En el</w:t>
+      </w:r>
+      <w:r>
+        <w:t xml:space="preserve"> </w:t>
+      </w:r>
+      <w:r>
+        <w:rPr>
+          <w:i/>
+          <w:iCs/>
+        </w:rPr>
+        <w:t xml:space="preserve">dumbbell</w:t>
+      </w:r>
+      <w:r>
+        <w:t xml:space="preserve"> </w:t>
+      </w:r>
+      <w:r>
+        <w:t xml:space="preserve">de la Figura 2 se dibujan solo las medianas, porque sobre un eje que</w:t>
+      </w:r>
+      <w:r>
+        <w:t xml:space="preserve"> </w:t>
+      </w:r>
+      <w:r>
+        <w:t xml:space="preserve">llega a 512 MB los tres puntos de cada extremo se apilan hasta volverse un trazo único;</w:t>
+      </w:r>
+      <w:r>
+        <w:t xml:space="preserve"> </w:t>
+      </w:r>
+      <w:r>
+        <w:t xml:space="preserve">su dispersión se remite a la Tabla 5 y queda declarada en el pie de la figura. La</w:t>
+      </w:r>
+      <w:r>
+        <w:t xml:space="preserve"> </w:t>
+      </w:r>
+      <w:r>
+        <w:t xml:space="preserve">Figura 3 es una corrida única, así que la regla no le aplica.</w:t>
       </w:r>
     </w:p>
     <w:p>
@@ -5470,7 +5570,35 @@
         <w:t xml:space="preserve"> </w:t>
       </w:r>
       <w:r>
-        <w:t xml:space="preserve">ejes es trabajo de la propia figura.</w:t>
+        <w:t xml:space="preserve">ejes es trabajo de la propia figura. En el informe esa frase ocupa la</w:t>
+      </w:r>
+      <w:r>
+        <w:t xml:space="preserve"> </w:t>
+      </w:r>
+      <w:r>
+        <w:rPr>
+          <w:i/>
+          <w:iCs/>
+        </w:rPr>
+        <w:t xml:space="preserve">Nota</w:t>
+      </w:r>
+      <w:r>
+        <w:t xml:space="preserve"> </w:t>
+      </w:r>
+      <w:r>
+        <w:t xml:space="preserve">que APA 7</w:t>
+      </w:r>
+      <w:r>
+        <w:t xml:space="preserve"> </w:t>
+      </w:r>
+      <w:r>
+        <w:t xml:space="preserve">coloca debajo de la imagen, mientras el número en negritas y el título en cursiva van</w:t>
+      </w:r>
+      <w:r>
+        <w:t xml:space="preserve"> </w:t>
+      </w:r>
+      <w:r>
+        <w:t xml:space="preserve">arriba, como pide la norma: la afirmación se conserva y el formato cumple.</w:t>
       </w:r>
     </w:p>
     <w:p>
@@ -5482,13 +5610,13 @@
         </w:numPr>
       </w:pPr>
       <w:r>
-        <w:t xml:space="preserve">Figura 1: «A 1 000 conexiones concurrentes se cae ~1 de cada 4 conexiones, más del</w:t>
-      </w:r>
-      <w:r>
-        <w:t xml:space="preserve"> </w:t>
-      </w:r>
-      <w:r>
-        <w:t xml:space="preserve">doble del umbral, con dispersión mínima entre repeticiones.»</w:t>
+        <w:t xml:space="preserve">Figura 1: «A 1 000 conexiones concurrentes falla ~1 de cada 4, más del doble del</w:t>
+      </w:r>
+      <w:r>
+        <w:t xml:space="preserve"> </w:t>
+      </w:r>
+      <w:r>
+        <w:t xml:space="preserve">umbral, con dispersión mínima entre repeticiones.»</w:t>
       </w:r>
     </w:p>
     <w:p>
@@ -6241,7 +6369,7 @@
               <w:pStyle w:val="Compact"/>
             </w:pPr>
             <w:r>
-              <w:t xml:space="preserve">Un realtime sano entregó 87.9 % de fallos por un groups bloqueado</w:t>
+              <w:t xml:space="preserve">Un realtime sano entregó 87.2 % y 87.9 % de fallos por un groups bloqueado</w:t>
             </w:r>
           </w:p>
         </w:tc>
@@ -6825,6 +6953,44 @@
         <w:pStyle w:val="BodyText"/>
       </w:pPr>
       <w:r>
+        <w:t xml:space="preserve">La regeneración de control ejecutada al cerrar esta actividad reprodujo</w:t>
+      </w:r>
+      <w:r>
+        <w:t xml:space="preserve"> </w:t>
+      </w:r>
+      <w:r>
+        <w:rPr>
+          <w:rStyle w:val="VerbatimChar"/>
+        </w:rPr>
+        <w:t xml:space="preserve">stats.json</w:t>
+      </w:r>
+      <w:r>
+        <w:t xml:space="preserve">,</w:t>
+      </w:r>
+      <w:r>
+        <w:t xml:space="preserve"> </w:t>
+      </w:r>
+      <w:r>
+        <w:t xml:space="preserve">el banco y las tres figuras del informe de forma idéntica byte a byte a partir de los</w:t>
+      </w:r>
+      <w:r>
+        <w:t xml:space="preserve"> </w:t>
+      </w:r>
+      <w:r>
+        <w:t xml:space="preserve">artefactos crudos, lo que confirma que la cadena entre el dato y la figura no depende</w:t>
+      </w:r>
+      <w:r>
+        <w:t xml:space="preserve"> </w:t>
+      </w:r>
+      <w:r>
+        <w:t xml:space="preserve">de ningún paso manual.</w:t>
+      </w:r>
+    </w:p>
+    <w:p>
+      <w:pPr>
+        <w:pStyle w:val="BodyText"/>
+      </w:pPr>
+      <w:r>
         <w:t xml:space="preserve">Durante esta actividad se detectó y corrigió un defecto. En</w:t>
       </w:r>
       <w:r>
@@ -6988,13 +7154,13 @@
         <w:t xml:space="preserve">Documentos/articulo.md</w:t>
       </w:r>
       <w:r>
-        <w:t xml:space="preserve">, con 10 secciones, 3 figuras, 5 tablas y 11 referencias</w:t>
-      </w:r>
-      <w:r>
-        <w:t xml:space="preserve"> </w:t>
-      </w:r>
-      <w:r>
-        <w:t xml:space="preserve">en APA 7. Quedan dos pendientes editoriales</w:t>
+        <w:t xml:space="preserve">, con las once secciones de §a.2, 3 figuras, 6 tablas y</w:t>
+      </w:r>
+      <w:r>
+        <w:t xml:space="preserve"> </w:t>
+      </w:r>
+      <w:r>
+        <w:t xml:space="preserve">14 referencias en APA 7. Quedan dos pendientes editoriales</w:t>
       </w:r>
       <w:r>
         <w:t xml:space="preserve"> </w:t>
@@ -7059,8 +7225,8 @@
     </w:p>
     <w:bookmarkEnd w:id="28"/>
     <w:sectPr>
-      <w:pgSz w:w="12240" w:h="15840"/>
-      <w:pgMar w:top="1417" w:right="1417" w:bottom="1417" w:left="1417" w:header="708" w:footer="708" w:gutter="0"/>
+      <w:pgSz w:h="15840" w:w="12240"/>
+      <w:pgMar w:bottom="1417" w:footer="708" w:gutter="0" w:header="708" w:left="1417" w:right="1417" w:top="1417"/>
       <w:footnotePr>
         <w:numRestart w:val="eachSect"/>
       </w:footnotePr>
